--- a/speechs/SPEECH FUNDACIÓN ESPAÑOLA DEL CORAZÓN.docx
+++ b/speechs/SPEECH FUNDACIÓN ESPAÑOLA DEL CORAZÓN.docx
@@ -723,15 +723,12 @@
       </w:r>
     </w:p>
     <w:p>
-      <w:pPr>
-        <w:ind w:left="708"/>
-      </w:pPr>
-      <w:r>
-        <w:rPr>
-          <w:b/>
-          <w:bCs/>
-        </w:rPr>
-        <w:t>Hoy, Ariadna tiene registrados más de 29.000 desfibriladores y más de 71.000 voluntarios.</w:t>
+      <w:r>
+        <w:rPr>
+          <w:b/>
+          <w:bCs/>
+        </w:rPr>
+        <w:t xml:space="preserve">Hoy, Ariadna tiene registrados más de 28.000 desfibriladores y más de 9.000 personas formadas y dispuestas a acudir.</w:t>
       </w:r>
     </w:p>
     <w:p>
@@ -1198,7 +1195,7 @@
         <w:ind w:left="708"/>
       </w:pPr>
       <w:r>
-        <w:t>Cada cuatro minutos en España muere alguien por una enfermedad cardiovascular.</w:t>
+        <w:t>Cada cinco minutos en España muere alguien por una enfermedad cardiovascular.</w:t>
       </w:r>
     </w:p>
     <w:p>

--- a/speechs/SPEECH FUNDACIÓN ESPAÑOLA DEL CORAZÓN.docx
+++ b/speechs/SPEECH FUNDACIÓN ESPAÑOLA DEL CORAZÓN.docx
@@ -1493,7 +1493,7 @@
           <w:b/>
           <w:bCs/>
         </w:rPr>
-        <w:t xml:space="preserve">Y detrás de todo esto hay miles de personas que ya lo sostienen.</w:t>
+        <w:t xml:space="preserve">Y detrás de todo esto hay más de 14.000 socios que ya lo sostienen.</w:t>
       </w:r>
     </w:p>
     <w:p>

--- a/speechs/SPEECH FUNDACIÓN ESPAÑOLA DEL CORAZÓN.docx
+++ b/speechs/SPEECH FUNDACIÓN ESPAÑOLA DEL CORAZÓN.docx
@@ -1550,7 +1550,7 @@
           <w:b/>
           <w:bCs/>
         </w:rPr>
-        <w:t>¿Te animas a ser socio de la Fundación Española del Corazón?</w:t>
+        <w:t xml:space="preserve">¿Te animas a hacerte socio de la Fundación?</w:t>
       </w:r>
     </w:p>
     <w:p>

--- a/speechs/SPEECH FUNDACIÓN ESPAÑOLA DEL CORAZÓN.docx
+++ b/speechs/SPEECH FUNDACIÓN ESPAÑOLA DEL CORAZÓN.docx
@@ -1323,36 +1323,6 @@
           <w:iCs/>
         </w:rPr>
         <w:t>(Seguir con el cierre.)</w:t>
-      </w:r>
-    </w:p>
-    <w:p>
-      <w:pPr>
-        <w:numPr>
-          <w:ilvl w:val="0"/>
-          <w:numId w:val="13"/>
-        </w:numPr>
-        <w:tabs>
-          <w:tab w:val="clear" w:pos="720"/>
-          <w:tab w:val="num" w:pos="1428"/>
-        </w:tabs>
-        <w:ind w:left="1428"/>
-      </w:pPr>
-      <w:r>
-        <w:rPr>
-          <w:b/>
-          <w:bCs/>
-        </w:rPr>
-        <w:t>«Sí, pero ahora mismo...»</w:t>
-      </w:r>
-      <w:r>
-        <w:t xml:space="preserve"> → «¿Qué es lo que más te frena?» → </w:t>
-      </w:r>
-      <w:r>
-        <w:rPr>
-          <w:i/>
-          <w:iCs/>
-        </w:rPr>
-        <w:t>(Escuchar. Resolver la objeción. Volver al cierre.)</w:t>
       </w:r>
     </w:p>
     <w:p>

--- a/speechs/SPEECH FUNDACIÓN ESPAÑOLA DEL CORAZÓN.docx
+++ b/speechs/SPEECH FUNDACIÓN ESPAÑOLA DEL CORAZÓN.docx
@@ -146,19 +146,7 @@
         </w:rPr>
       </w:pPr>
       <w:r>
-        <w:rPr>
-          <w:rFonts w:ascii="Segoe UI Emoji" w:hAnsi="Segoe UI Emoji" w:cs="Segoe UI Emoji"/>
-          <w:b/>
-          <w:bCs/>
-        </w:rPr>
-        <w:t>🗣️</w:t>
-      </w:r>
-      <w:r>
-        <w:rPr>
-          <w:b/>
-          <w:bCs/>
-        </w:rPr>
-        <w:t xml:space="preserve"> Discurso · ~6 minutos</w:t>
+        <w:t xml:space="preserve">🗣️ Discurso · ~7 minutos</w:t>
       </w:r>
     </w:p>
     <w:p>
@@ -689,29 +677,30 @@
       </w:r>
     </w:p>
     <w:p>
-      <w:pPr>
-        <w:ind w:left="708"/>
-      </w:pPr>
-      <w:r>
-        <w:t xml:space="preserve">Una chica que pasaba por allí tiene una app en el móvil: </w:t>
-      </w:r>
-      <w:r>
-        <w:rPr>
-          <w:b/>
-          <w:bCs/>
-        </w:rPr>
-        <w:t>Ariadna</w:t>
-      </w:r>
-      <w:r>
-        <w:t>.</w:t>
-      </w:r>
-    </w:p>
-    <w:p>
-      <w:pPr>
-        <w:ind w:left="708"/>
-      </w:pPr>
-      <w:r>
-        <w:t>Forma parte del programa PACS de la Fundación.</w:t>
+      <w:r>
+        <w:t xml:space="preserve">Una chica que pasaba por allí lleva </w:t>
+      </w:r>
+      <w:r>
+        <w:rPr>
+          <w:b/>
+          <w:bCs/>
+        </w:rPr>
+        <w:t xml:space="preserve">Ariadna</w:t>
+      </w:r>
+      <w:r>
+        <w:t xml:space="preserve"> en el móvil, una app del programa PACS de la Fundación.</w:t>
+      </w:r>
+    </w:p>
+    <w:p>
+      <w:r>
+        <w:t xml:space="preserve">Se la instaló hace dos años, cuando hizo un curso de reanimación. </w:t>
+      </w:r>
+      <w:r>
+        <w:rPr>
+          <w:b/>
+          <w:bCs/>
+        </w:rPr>
+        <w:t xml:space="preserve">Nunca había tenido que usarla.</w:t>
       </w:r>
     </w:p>
     <w:p>
@@ -1167,7 +1156,10 @@
           <w:b/>
           <w:bCs/>
         </w:rPr>
-        <w:t xml:space="preserve">Tampoco a Javier.</w:t>
+        <w:t xml:space="preserve">Tampoco a Javier: </w:t>
+      </w:r>
+      <w:r>
+        <w:t xml:space="preserve">en una de ellas conoce a otras personas que han pasado por lo mismo, y empieza a entender qué le ha pasado y cómo vivir con ello.</w:t>
       </w:r>
     </w:p>
     <w:p>

--- a/speechs/SPEECH FUNDACIÓN ESPAÑOLA DEL CORAZÓN.docx
+++ b/speechs/SPEECH FUNDACIÓN ESPAÑOLA DEL CORAZÓN.docx
@@ -717,15 +717,12 @@
           <w:b/>
           <w:bCs/>
         </w:rPr>
-        <w:t xml:space="preserve">Hoy, Ariadna tiene registrados más de 28.000 desfibriladores y más de 9.000 personas formadas y dispuestas a acudir.</w:t>
-      </w:r>
-    </w:p>
-    <w:p>
-      <w:pPr>
-        <w:ind w:left="708"/>
-      </w:pPr>
-      <w:r>
-        <w:t>En Galicia y Canarias, el sistema ya está conectado directamente con emergencias.</w:t>
+        <w:t xml:space="preserve">Hoy, Ariadna tiene registrados más de 29.000 desfibriladores y más de 71.000 voluntarios dispuestos a acudir.</w:t>
+      </w:r>
+    </w:p>
+    <w:p>
+      <w:r>
+        <w:t xml:space="preserve">En Galicia, el sistema ya está conectado directamente con emergencias, y Canarias tiene firmado el convenio para integrarlo.</w:t>
       </w:r>
     </w:p>
     <w:p>
@@ -1087,14 +1084,14 @@
         <w:t xml:space="preserve">becas y proyectos de investigación</w:t>
       </w:r>
       <w:r>
-        <w:t xml:space="preserve">: en 2024, más de </w:t>
-      </w:r>
-      <w:r>
-        <w:rPr>
-          <w:b/>
-          <w:bCs/>
-        </w:rPr>
-        <w:t xml:space="preserve">850.000 euros</w:t>
+        <w:t xml:space="preserve">: en 2025, más de </w:t>
+      </w:r>
+      <w:r>
+        <w:rPr>
+          <w:b/>
+          <w:bCs/>
+        </w:rPr>
+        <w:t xml:space="preserve">775.000 euros</w:t>
       </w:r>
       <w:r>
         <w:t xml:space="preserve">.</w:t>
